--- a/Projekt UI_PIzza.docx
+++ b/Projekt UI_PIzza.docx
@@ -100,6 +100,9 @@
     <w:p>
       <w:pPr>
         <w:spacing w:before="100" w:beforeAutospacing="1" w:after="100" w:afterAutospacing="1"/>
+        <w:rPr>
+          <w:color w:val="156082" w:themeColor="accent1"/>
+        </w:rPr>
       </w:pPr>
       <w:r>
         <w:rPr>
@@ -122,13 +125,7 @@
         <w:t>Præsentation:</w:t>
       </w:r>
       <w:r>
-        <w:t xml:space="preserve"> 10 minutter pr. </w:t>
-      </w:r>
-      <w:r>
-        <w:t>G</w:t>
-      </w:r>
-      <w:r>
-        <w:t>ruppe</w:t>
+        <w:t xml:space="preserve"> 10 minutter pr. Gruppe</w:t>
       </w:r>
       <w:r>
         <w:t xml:space="preserve"> d</w:t>
@@ -186,10 +183,31 @@
         </w:rPr>
         <w:t>Canva, en low-code-platform som Wix eller AI-genereret kode.</w:t>
       </w:r>
-      <w:r>
+    </w:p>
+    <w:p>
+      <w:pPr>
+        <w:spacing w:before="100" w:beforeAutospacing="1" w:after="100" w:afterAutospacing="1"/>
         <w:rPr>
           <w:color w:val="156082" w:themeColor="accent1"/>
         </w:rPr>
+      </w:pPr>
+      <w:hyperlink r:id="rId7" w:history="1">
+        <w:r>
+          <w:rPr>
+            <w:rStyle w:val="Hyperlink"/>
+          </w:rPr>
+          <w:t>https://youtu.be/a79vwFFggj4?si=ZwKj0N5NYXorFS1h</w:t>
+        </w:r>
+      </w:hyperlink>
+    </w:p>
+    <w:p>
+      <w:pPr>
+        <w:spacing w:before="100" w:beforeAutospacing="1" w:after="100" w:afterAutospacing="1"/>
+      </w:pPr>
+      <w:r>
+        <w:rPr>
+          <w:color w:val="156082" w:themeColor="accent1"/>
+        </w:rPr>
         <w:br/>
       </w:r>
       <w:r>
@@ -232,13 +250,8 @@
     </w:p>
     <w:p>
       <w:r>
-        <w:rPr>
-          <w:noProof/>
-        </w:rPr>
-      </w:r>
-      <w:r>
-        <w:pict w14:anchorId="534437AD">
-          <v:rect id="Horizontal Line 33" o:spid="_x0000_s1036" style="width:451.3pt;height:.05pt;visibility:visible;mso-wrap-style:square;mso-left-percent:-10001;mso-top-percent:-10001;mso-position-horizontal:absolute;mso-position-horizontal-relative:char;mso-position-vertical:absolute;mso-position-vertical-relative:line;mso-left-percent:-10001;mso-top-percent:-10001;v-text-anchor:top" o:gfxdata="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" filled="f">
+        <w:pict w14:anchorId="69434C20">
+          <v:rect id="Horizontal Line 33" o:spid="_x0000_s1036" alt="" style="width:451.3pt;height:.05pt;visibility:visible;mso-wrap-style:square;mso-width-percent:0;mso-height-percent:0;mso-left-percent:-10001;mso-top-percent:-10001;mso-position-horizontal:absolute;mso-position-horizontal-relative:char;mso-position-vertical:absolute;mso-position-vertical-relative:line;mso-width-percent:0;mso-height-percent:0;mso-left-percent:-10001;mso-top-percent:-10001;v-text-anchor:top" filled="f">
             <o:lock v:ext="edit" rotation="t" aspectratio="t" verticies="t" text="t" shapetype="t"/>
             <w10:anchorlock/>
           </v:rect>
@@ -432,6 +445,7 @@
           <w:b/>
           <w:bCs/>
         </w:rPr>
+        <w:lastRenderedPageBreak/>
         <w:t>Jeres hovedspørgsmål er:</w:t>
       </w:r>
     </w:p>
@@ -465,7 +479,6 @@
           <w:sz w:val="27"/>
           <w:szCs w:val="27"/>
         </w:rPr>
-        <w:lastRenderedPageBreak/>
         <w:t>Læringsmål</w:t>
       </w:r>
     </w:p>
@@ -518,30 +531,14 @@
         <w:spacing w:before="100" w:beforeAutospacing="1" w:after="100" w:afterAutospacing="1"/>
         <w:ind w:left="360"/>
       </w:pPr>
-      <w:r>
-        <w:fldChar w:fldCharType="begin"/>
-      </w:r>
-      <w:r>
-        <w:instrText>HYPERLINK "</w:instrText>
-      </w:r>
-      <w:r>
-        <w:instrText>https://www.canva.com/create/mood-boards/</w:instrText>
-      </w:r>
-      <w:r>
-        <w:instrText>"</w:instrText>
-      </w:r>
-      <w:r>
-        <w:fldChar w:fldCharType="separate"/>
-      </w:r>
-      <w:r>
-        <w:rPr>
-          <w:rStyle w:val="Hyperlink"/>
-        </w:rPr>
-        <w:t>https://www.canva.com/create/mood-boards/</w:t>
-      </w:r>
-      <w:r>
-        <w:fldChar w:fldCharType="end"/>
-      </w:r>
+      <w:hyperlink r:id="rId8" w:history="1">
+        <w:r>
+          <w:rPr>
+            <w:rStyle w:val="Hyperlink"/>
+          </w:rPr>
+          <w:t>https://www.canva.com/create/mood-boards/</w:t>
+        </w:r>
+      </w:hyperlink>
     </w:p>
     <w:p>
       <w:pPr>
@@ -578,30 +575,14 @@
         <w:spacing w:before="100" w:beforeAutospacing="1" w:after="100" w:afterAutospacing="1"/>
         <w:ind w:left="720"/>
       </w:pPr>
-      <w:r>
-        <w:fldChar w:fldCharType="begin"/>
-      </w:r>
-      <w:r>
-        <w:instrText>HYPERLINK "</w:instrText>
-      </w:r>
-      <w:r>
-        <w:instrText>https://marginal.dk/designprincipper/</w:instrText>
-      </w:r>
-      <w:r>
-        <w:instrText>"</w:instrText>
-      </w:r>
-      <w:r>
-        <w:fldChar w:fldCharType="separate"/>
-      </w:r>
-      <w:r>
-        <w:rPr>
-          <w:rStyle w:val="Hyperlink"/>
-        </w:rPr>
-        <w:t>https://marginal.dk/designprincipper/</w:t>
-      </w:r>
-      <w:r>
-        <w:fldChar w:fldCharType="end"/>
-      </w:r>
+      <w:hyperlink r:id="rId9" w:history="1">
+        <w:r>
+          <w:rPr>
+            <w:rStyle w:val="Hyperlink"/>
+          </w:rPr>
+          <w:t>https://marginal.dk/designprincipper/</w:t>
+        </w:r>
+      </w:hyperlink>
     </w:p>
     <w:p>
       <w:pPr>
@@ -626,7 +607,7 @@
         <w:spacing w:before="100" w:beforeAutospacing="1" w:after="100" w:afterAutospacing="1"/>
         <w:ind w:left="720"/>
       </w:pPr>
-      <w:hyperlink r:id="rId7" w:history="1">
+      <w:hyperlink r:id="rId10" w:history="1">
         <w:r>
           <w:rPr>
             <w:rStyle w:val="Hyperlink"/>
@@ -667,13 +648,8 @@
     </w:p>
     <w:p>
       <w:r>
-        <w:rPr>
-          <w:noProof/>
-        </w:rPr>
-      </w:r>
-      <w:r>
-        <w:pict w14:anchorId="4BC43289">
-          <v:rect id="Horizontal Line 32" o:spid="_x0000_s1035" style="width:451.3pt;height:.1pt;visibility:visible;mso-wrap-style:square;mso-left-percent:-10001;mso-top-percent:-10001;mso-position-horizontal:absolute;mso-position-horizontal-relative:char;mso-position-vertical:absolute;mso-position-vertical-relative:line;mso-left-percent:-10001;mso-top-percent:-10001;v-text-anchor:top" o:gfxdata="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" filled="f">
+        <w:pict w14:anchorId="5476CEE0">
+          <v:rect id="Horizontal Line 32" o:spid="_x0000_s1035" alt="" style="width:451.3pt;height:.1pt;visibility:visible;mso-wrap-style:square;mso-width-percent:0;mso-height-percent:0;mso-left-percent:-10001;mso-top-percent:-10001;mso-position-horizontal:absolute;mso-position-horizontal-relative:char;mso-position-vertical:absolute;mso-position-vertical-relative:line;mso-width-percent:0;mso-height-percent:0;mso-left-percent:-10001;mso-top-percent:-10001;v-text-anchor:top" filled="f">
             <o:lock v:ext="edit" rotation="t" aspectratio="t" verticies="t" text="t" shapetype="t"/>
             <w10:anchorlock/>
           </v:rect>
@@ -855,6 +831,7 @@
           </w:tcPr>
           <w:p>
             <w:r>
+              <w:lastRenderedPageBreak/>
               <w:t>3. Moodboard</w:t>
             </w:r>
           </w:p>
@@ -916,7 +893,6 @@
           </w:tcPr>
           <w:p>
             <w:r>
-              <w:lastRenderedPageBreak/>
               <w:t>5. Forside</w:t>
             </w:r>
           </w:p>
@@ -1111,13 +1087,8 @@
     </w:p>
     <w:p>
       <w:r>
-        <w:rPr>
-          <w:noProof/>
-        </w:rPr>
-      </w:r>
-      <w:r>
-        <w:pict w14:anchorId="52C0BBC0">
-          <v:rect id="Horizontal Line 31" o:spid="_x0000_s1034" style="width:451.3pt;height:.1pt;visibility:visible;mso-wrap-style:square;mso-left-percent:-10001;mso-top-percent:-10001;mso-position-horizontal:absolute;mso-position-horizontal-relative:char;mso-position-vertical:absolute;mso-position-vertical-relative:line;mso-left-percent:-10001;mso-top-percent:-10001;v-text-anchor:top" o:gfxdata="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" filled="f">
+        <w:pict w14:anchorId="2F79D316">
+          <v:rect id="Horizontal Line 31" o:spid="_x0000_s1034" alt="" style="width:451.3pt;height:.1pt;visibility:visible;mso-wrap-style:square;mso-width-percent:0;mso-height-percent:0;mso-left-percent:-10001;mso-top-percent:-10001;mso-position-horizontal:absolute;mso-position-horizontal-relative:char;mso-position-vertical:absolute;mso-position-vertical-relative:line;mso-width-percent:0;mso-height-percent:0;mso-left-percent:-10001;mso-top-percent:-10001;v-text-anchor:top" filled="f">
             <o:lock v:ext="edit" rotation="t" aspectratio="t" verticies="t" text="t" shapetype="t"/>
             <w10:anchorlock/>
           </v:rect>
@@ -1513,6 +1484,7 @@
           </w:tcPr>
           <w:p>
             <w:r>
+              <w:lastRenderedPageBreak/>
               <w:t>01:05–02:05</w:t>
             </w:r>
           </w:p>
@@ -1625,7 +1597,6 @@
           </w:tcPr>
           <w:p>
             <w:r>
-              <w:lastRenderedPageBreak/>
               <w:t>02:40–03:00</w:t>
             </w:r>
           </w:p>
@@ -1826,13 +1797,8 @@
     </w:p>
     <w:p>
       <w:r>
-        <w:rPr>
-          <w:noProof/>
-        </w:rPr>
-      </w:r>
-      <w:r>
-        <w:pict w14:anchorId="7782179F">
-          <v:rect id="Horizontal Line 30" o:spid="_x0000_s1033" style="width:451.3pt;height:.1pt;visibility:visible;mso-wrap-style:square;mso-left-percent:-10001;mso-top-percent:-10001;mso-position-horizontal:absolute;mso-position-horizontal-relative:char;mso-position-vertical:absolute;mso-position-vertical-relative:line;mso-left-percent:-10001;mso-top-percent:-10001;v-text-anchor:top" o:gfxdata="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" filled="f">
+        <w:pict w14:anchorId="04931808">
+          <v:rect id="Horizontal Line 30" o:spid="_x0000_s1033" alt="" style="width:451.3pt;height:.1pt;visibility:visible;mso-wrap-style:square;mso-width-percent:0;mso-height-percent:0;mso-left-percent:-10001;mso-top-percent:-10001;mso-position-horizontal:absolute;mso-position-horizontal-relative:char;mso-position-vertical:absolute;mso-position-vertical-relative:line;mso-width-percent:0;mso-height-percent:0;mso-left-percent:-10001;mso-top-percent:-10001;v-text-anchor:top" filled="f">
             <o:lock v:ext="edit" rotation="t" aspectratio="t" verticies="t" text="t" shapetype="t"/>
             <w10:anchorlock/>
           </v:rect>
@@ -2196,6 +2162,7 @@
         <w:spacing w:before="100" w:beforeAutospacing="1" w:after="100" w:afterAutospacing="1"/>
       </w:pPr>
       <w:r>
+        <w:lastRenderedPageBreak/>
         <w:t>Arbejde i det samme Canva-projekt.</w:t>
       </w:r>
     </w:p>
@@ -2244,7 +2211,6 @@
           <w:b/>
           <w:bCs/>
         </w:rPr>
-        <w:lastRenderedPageBreak/>
         <w:t>Alle skal forstå hele projektet – ikke kun deres eget ansvarsområde.</w:t>
       </w:r>
     </w:p>
@@ -2258,13 +2224,8 @@
     </w:p>
     <w:p>
       <w:r>
-        <w:rPr>
-          <w:noProof/>
-        </w:rPr>
-      </w:r>
-      <w:r>
-        <w:pict w14:anchorId="479EA1F3">
-          <v:rect id="Horizontal Line 29" o:spid="_x0000_s1032" style="width:451.3pt;height:.1pt;visibility:visible;mso-wrap-style:square;mso-left-percent:-10001;mso-top-percent:-10001;mso-position-horizontal:absolute;mso-position-horizontal-relative:char;mso-position-vertical:absolute;mso-position-vertical-relative:line;mso-left-percent:-10001;mso-top-percent:-10001;v-text-anchor:top" o:gfxdata="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" filled="f">
+        <w:pict w14:anchorId="63E17416">
+          <v:rect id="Horizontal Line 29" o:spid="_x0000_s1032" alt="" style="width:451.3pt;height:.1pt;visibility:visible;mso-wrap-style:square;mso-width-percent:0;mso-height-percent:0;mso-left-percent:-10001;mso-top-percent:-10001;mso-position-horizontal:absolute;mso-position-horizontal-relative:char;mso-position-vertical:absolute;mso-position-vertical-relative:line;mso-width-percent:0;mso-height-percent:0;mso-left-percent:-10001;mso-top-percent:-10001;v-text-anchor:top" filled="f">
             <o:lock v:ext="edit" rotation="t" aspectratio="t" verticies="t" text="t" shapetype="t"/>
             <w10:anchorlock/>
           </v:rect>
@@ -2558,13 +2519,8 @@
     </w:p>
     <w:p>
       <w:r>
-        <w:rPr>
-          <w:noProof/>
-        </w:rPr>
-      </w:r>
-      <w:r>
-        <w:pict w14:anchorId="2D568DE4">
-          <v:rect id="Horizontal Line 28" o:spid="_x0000_s1031" style="width:451.3pt;height:.1pt;visibility:visible;mso-wrap-style:square;mso-left-percent:-10001;mso-top-percent:-10001;mso-position-horizontal:absolute;mso-position-horizontal-relative:char;mso-position-vertical:absolute;mso-position-vertical-relative:line;mso-left-percent:-10001;mso-top-percent:-10001;v-text-anchor:top" o:gfxdata="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" filled="f">
+        <w:pict w14:anchorId="342236DB">
+          <v:rect id="Horizontal Line 28" o:spid="_x0000_s1031" alt="" style="width:451.3pt;height:.1pt;visibility:visible;mso-wrap-style:square;mso-width-percent:0;mso-height-percent:0;mso-left-percent:-10001;mso-top-percent:-10001;mso-position-horizontal:absolute;mso-position-horizontal-relative:char;mso-position-vertical:absolute;mso-position-vertical-relative:line;mso-width-percent:0;mso-height-percent:0;mso-left-percent:-10001;mso-top-percent:-10001;v-text-anchor:top" filled="f">
             <o:lock v:ext="edit" rotation="t" aspectratio="t" verticies="t" text="t" shapetype="t"/>
             <w10:anchorlock/>
           </v:rect>
@@ -2589,6 +2545,7 @@
           <w:sz w:val="36"/>
           <w:szCs w:val="36"/>
         </w:rPr>
+        <w:lastRenderedPageBreak/>
         <w:t>Fase 2 – Analyse af den eksisterende hjemmeside</w:t>
       </w:r>
     </w:p>
@@ -2609,7 +2566,6 @@
         <w:spacing w:before="100" w:beforeAutospacing="1" w:after="100" w:afterAutospacing="1"/>
       </w:pPr>
       <w:r>
-        <w:lastRenderedPageBreak/>
         <w:t>Før I designer en ny hjemmeside, skal I undersøge, hvad der kan forbedres.</w:t>
       </w:r>
     </w:p>
@@ -2998,13 +2954,8 @@
     </w:p>
     <w:p>
       <w:r>
-        <w:rPr>
-          <w:noProof/>
-        </w:rPr>
-      </w:r>
-      <w:r>
-        <w:pict w14:anchorId="73A9BFB1">
-          <v:rect id="Horizontal Line 27" o:spid="_x0000_s1030" style="width:451.3pt;height:.1pt;visibility:visible;mso-wrap-style:square;mso-left-percent:-10001;mso-top-percent:-10001;mso-position-horizontal:absolute;mso-position-horizontal-relative:char;mso-position-vertical:absolute;mso-position-vertical-relative:line;mso-left-percent:-10001;mso-top-percent:-10001;v-text-anchor:top" o:gfxdata="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" filled="f">
+        <w:pict w14:anchorId="3AB51E7E">
+          <v:rect id="Horizontal Line 27" o:spid="_x0000_s1030" alt="" style="width:451.3pt;height:.1pt;visibility:visible;mso-wrap-style:square;mso-width-percent:0;mso-height-percent:0;mso-left-percent:-10001;mso-top-percent:-10001;mso-position-horizontal:absolute;mso-position-horizontal-relative:char;mso-position-vertical:absolute;mso-position-vertical-relative:line;mso-width-percent:0;mso-height-percent:0;mso-left-percent:-10001;mso-top-percent:-10001;v-text-anchor:top" filled="f">
             <o:lock v:ext="edit" rotation="t" aspectratio="t" verticies="t" text="t" shapetype="t"/>
             <w10:anchorlock/>
           </v:rect>
@@ -3078,6 +3029,7 @@
           <w:sz w:val="27"/>
           <w:szCs w:val="27"/>
         </w:rPr>
+        <w:lastRenderedPageBreak/>
         <w:t>Jeres opgaver</w:t>
       </w:r>
     </w:p>
@@ -3115,7 +3067,6 @@
         <w:spacing w:before="100" w:beforeAutospacing="1" w:after="100" w:afterAutospacing="1"/>
       </w:pPr>
       <w:r>
-        <w:lastRenderedPageBreak/>
         <w:t>Vælg tre til fem farver, der passer godt sammen.</w:t>
       </w:r>
     </w:p>
@@ -3361,7 +3312,7 @@
       <w:r>
         <w:t xml:space="preserve">Can find fra </w:t>
       </w:r>
-      <w:hyperlink r:id="rId8" w:history="1">
+      <w:hyperlink r:id="rId11" w:history="1">
         <w:r>
           <w:rPr>
             <w:rStyle w:val="Hyperlink"/>
@@ -3421,6 +3372,7 @@
         <w:spacing w:before="100" w:beforeAutospacing="1" w:after="100" w:afterAutospacing="1"/>
       </w:pPr>
       <w:r>
+        <w:lastRenderedPageBreak/>
         <w:t>Forklar kort, hvad I ønsker at hente inspiration fra i hvert eksempel.</w:t>
       </w:r>
     </w:p>
@@ -3457,27 +3409,13 @@
       <w:pPr>
         <w:spacing w:before="100" w:beforeAutospacing="1" w:after="100" w:afterAutospacing="1"/>
       </w:pPr>
-      <w:hyperlink r:id="rId9" w:history="1">
+      <w:hyperlink r:id="rId12" w:history="1">
         <w:r>
           <w:rPr>
             <w:color w:val="0000FF"/>
             <w:u w:val="single"/>
           </w:rPr>
-          <w:t>Canva – Moodboards og visuel ins</w:t>
-        </w:r>
-        <w:r>
-          <w:rPr>
-            <w:color w:val="0000FF"/>
-            <w:u w:val="single"/>
-          </w:rPr>
-          <w:t>p</w:t>
-        </w:r>
-        <w:r>
-          <w:rPr>
-            <w:color w:val="0000FF"/>
-            <w:u w:val="single"/>
-          </w:rPr>
-          <w:t>iration</w:t>
+          <w:t>Canva – Moodboards og visuel inspiration</w:t>
         </w:r>
       </w:hyperlink>
     </w:p>
@@ -3858,13 +3796,8 @@
     </w:p>
     <w:p>
       <w:r>
-        <w:rPr>
-          <w:noProof/>
-        </w:rPr>
-      </w:r>
-      <w:r>
-        <w:pict w14:anchorId="40885E42">
-          <v:rect id="Horizontal Line 26" o:spid="_x0000_s1029" style="width:451.3pt;height:.1pt;visibility:visible;mso-wrap-style:square;mso-left-percent:-10001;mso-top-percent:-10001;mso-position-horizontal:absolute;mso-position-horizontal-relative:char;mso-position-vertical:absolute;mso-position-vertical-relative:line;mso-left-percent:-10001;mso-top-percent:-10001;v-text-anchor:top" o:gfxdata="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" filled="f">
+        <w:pict w14:anchorId="3E250D97">
+          <v:rect id="Horizontal Line 26" o:spid="_x0000_s1029" alt="" style="width:451.3pt;height:.1pt;visibility:visible;mso-wrap-style:square;mso-width-percent:0;mso-height-percent:0;mso-left-percent:-10001;mso-top-percent:-10001;mso-position-horizontal:absolute;mso-position-horizontal-relative:char;mso-position-vertical:absolute;mso-position-vertical-relative:line;mso-width-percent:0;mso-height-percent:0;mso-left-percent:-10001;mso-top-percent:-10001;v-text-anchor:top" filled="f">
             <o:lock v:ext="edit" rotation="t" aspectratio="t" verticies="t" text="t" shapetype="t"/>
             <w10:anchorlock/>
           </v:rect>
@@ -3925,6 +3858,7 @@
         <w:spacing w:before="100" w:beforeAutospacing="1" w:after="100" w:afterAutospacing="1"/>
       </w:pPr>
       <w:r>
+        <w:lastRenderedPageBreak/>
         <w:t>Start med at oprette et hjemmesidedesign i Canva, og vælg et layout, der passer til en computerskærm.</w:t>
       </w:r>
     </w:p>
@@ -3971,7 +3905,6 @@
         <w:spacing w:before="100" w:beforeAutospacing="1" w:after="100" w:afterAutospacing="1"/>
       </w:pPr>
       <w:r>
-        <w:lastRenderedPageBreak/>
         <w:t xml:space="preserve">Medtag </w:t>
       </w:r>
       <w:r>
@@ -4245,6 +4178,7 @@
         <w:spacing w:before="100" w:beforeAutospacing="1" w:after="100" w:afterAutospacing="1"/>
       </w:pPr>
       <w:r>
+        <w:lastRenderedPageBreak/>
         <w:t>Et link til det fulde menukort.</w:t>
       </w:r>
     </w:p>
@@ -4294,7 +4228,6 @@
         <w:spacing w:before="100" w:beforeAutospacing="1" w:after="100" w:afterAutospacing="1"/>
       </w:pPr>
       <w:r>
-        <w:lastRenderedPageBreak/>
         <w:t>Navigationslinks.</w:t>
       </w:r>
     </w:p>
@@ -4644,27 +4577,13 @@
       <w:pPr>
         <w:spacing w:before="100" w:beforeAutospacing="1" w:after="100" w:afterAutospacing="1"/>
       </w:pPr>
-      <w:hyperlink r:id="rId10" w:history="1">
+      <w:hyperlink r:id="rId13" w:history="1">
         <w:r>
           <w:rPr>
             <w:color w:val="0000FF"/>
             <w:u w:val="single"/>
           </w:rPr>
-          <w:t>Interactio</w:t>
-        </w:r>
-        <w:r>
-          <w:rPr>
-            <w:color w:val="0000FF"/>
-            <w:u w:val="single"/>
-          </w:rPr>
-          <w:t>n</w:t>
-        </w:r>
-        <w:r>
-          <w:rPr>
-            <w:color w:val="0000FF"/>
-            <w:u w:val="single"/>
-          </w:rPr>
-          <w:t xml:space="preserve"> Design Foundation – Visual Design</w:t>
+          <w:t>Interaction Design Foundation – Visual Design</w:t>
         </w:r>
       </w:hyperlink>
     </w:p>
@@ -4729,13 +4648,8 @@
     </w:p>
     <w:p>
       <w:r>
-        <w:rPr>
-          <w:noProof/>
-        </w:rPr>
-      </w:r>
-      <w:r>
-        <w:pict w14:anchorId="5ABE4E7F">
-          <v:rect id="Horizontal Line 25" o:spid="_x0000_s1028" style="width:451.3pt;height:.1pt;visibility:visible;mso-wrap-style:square;mso-left-percent:-10001;mso-top-percent:-10001;mso-position-horizontal:absolute;mso-position-horizontal-relative:char;mso-position-vertical:absolute;mso-position-vertical-relative:line;mso-left-percent:-10001;mso-top-percent:-10001;v-text-anchor:top" o:gfxdata="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" filled="f">
+        <w:pict w14:anchorId="74B0E392">
+          <v:rect id="Horizontal Line 25" o:spid="_x0000_s1028" alt="" style="width:451.3pt;height:.1pt;visibility:visible;mso-wrap-style:square;mso-width-percent:0;mso-height-percent:0;mso-left-percent:-10001;mso-top-percent:-10001;mso-position-horizontal:absolute;mso-position-horizontal-relative:char;mso-position-vertical:absolute;mso-position-vertical-relative:line;mso-width-percent:0;mso-height-percent:0;mso-left-percent:-10001;mso-top-percent:-10001;v-text-anchor:top" filled="f">
             <o:lock v:ext="edit" rotation="t" aspectratio="t" verticies="t" text="t" shapetype="t"/>
             <w10:anchorlock/>
           </v:rect>
@@ -4744,13 +4658,8 @@
     </w:p>
     <w:p>
       <w:r>
-        <w:rPr>
-          <w:noProof/>
-        </w:rPr>
-      </w:r>
-      <w:r>
-        <w:pict w14:anchorId="047E6E17">
-          <v:rect id="Horizontal Line 24" o:spid="_x0000_s1027" style="width:451.3pt;height:.1pt;visibility:visible;mso-wrap-style:square;mso-left-percent:-10001;mso-top-percent:-10001;mso-position-horizontal:absolute;mso-position-horizontal-relative:char;mso-position-vertical:absolute;mso-position-vertical-relative:line;mso-left-percent:-10001;mso-top-percent:-10001;v-text-anchor:top" o:gfxdata="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" filled="f">
+        <w:pict w14:anchorId="404A5B71">
+          <v:rect id="Horizontal Line 24" o:spid="_x0000_s1027" alt="" style="width:451.3pt;height:.1pt;visibility:visible;mso-wrap-style:square;mso-width-percent:0;mso-height-percent:0;mso-left-percent:-10001;mso-top-percent:-10001;mso-position-horizontal:absolute;mso-position-horizontal-relative:char;mso-position-vertical:absolute;mso-position-vertical-relative:line;mso-width-percent:0;mso-height-percent:0;mso-left-percent:-10001;mso-top-percent:-10001;v-text-anchor:top" filled="f">
             <o:lock v:ext="edit" rotation="t" aspectratio="t" verticies="t" text="t" shapetype="t"/>
             <w10:anchorlock/>
           </v:rect>
@@ -4813,6 +4722,7 @@
         <w:spacing w:before="100" w:beforeAutospacing="1" w:after="100" w:afterAutospacing="1"/>
       </w:pPr>
       <w:r>
+        <w:lastRenderedPageBreak/>
         <w:t>Brug de sidste 20 minutter på at forbedre designet og forberede præsentationen.</w:t>
       </w:r>
     </w:p>
@@ -4854,7 +4764,6 @@
           <w:b/>
           <w:bCs/>
         </w:rPr>
-        <w:lastRenderedPageBreak/>
         <w:t>Hjemmesidens design</w:t>
       </w:r>
     </w:p>
@@ -4992,13 +4901,8 @@
     </w:p>
     <w:p>
       <w:r>
-        <w:rPr>
-          <w:noProof/>
-        </w:rPr>
-      </w:r>
-      <w:r>
-        <w:pict w14:anchorId="06F05CBC">
-          <v:rect id="Horizontal Line 23" o:spid="_x0000_s1026" style="width:451.3pt;height:.1pt;visibility:visible;mso-wrap-style:square;mso-left-percent:-10001;mso-top-percent:-10001;mso-position-horizontal:absolute;mso-position-horizontal-relative:char;mso-position-vertical:absolute;mso-position-vertical-relative:line;mso-left-percent:-10001;mso-top-percent:-10001;v-text-anchor:top" o:gfxdata="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" filled="f">
+        <w:pict w14:anchorId="16C9EE7A">
+          <v:rect id="Horizontal Line 23" o:spid="_x0000_s1026" alt="" style="width:451.3pt;height:.1pt;visibility:visible;mso-wrap-style:square;mso-width-percent:0;mso-height-percent:0;mso-left-percent:-10001;mso-top-percent:-10001;mso-position-horizontal:absolute;mso-position-horizontal-relative:char;mso-position-vertical:absolute;mso-position-vertical-relative:line;mso-width-percent:0;mso-height-percent:0;mso-left-percent:-10001;mso-top-percent:-10001;v-text-anchor:top" filled="f">
             <o:lock v:ext="edit" rotation="t" aspectratio="t" verticies="t" text="t" shapetype="t"/>
             <w10:anchorlock/>
           </v:rect>
@@ -5249,6 +5153,7 @@
         <w:spacing w:before="100" w:beforeAutospacing="1" w:after="100" w:afterAutospacing="1"/>
       </w:pPr>
       <w:r>
+        <w:lastRenderedPageBreak/>
         <w:t>Hvem er jeres målgruppe?</w:t>
       </w:r>
     </w:p>
@@ -5301,8 +5206,8 @@
       </w:r>
     </w:p>
     <w:sectPr>
-      <w:footerReference w:type="even" r:id="rId11"/>
-      <w:footerReference w:type="default" r:id="rId12"/>
+      <w:footerReference w:type="even" r:id="rId14"/>
+      <w:footerReference w:type="default" r:id="rId15"/>
       <w:pgSz w:w="11906" w:h="16838"/>
       <w:pgMar w:top="1440" w:right="1440" w:bottom="1440" w:left="1440" w:header="708" w:footer="708" w:gutter="0"/>
       <w:cols w:space="708"/>
